--- a/pr-preview/pr-635/vignettes/articles/version-crosswalk-1.3-to-1.4.docx
+++ b/pr-preview/pr-635/vignettes/articles/version-crosswalk-1.3-to-1.4.docx
@@ -3067,7 +3067,7 @@
         <w:rPr>
           <w:rStyle w:val="CommentTok"/>
         </w:rPr>
-        <w:t xml:space="preserve">#&gt; 1  6.15 1     HlyE_IgA    4.25 </w:t>
+        <w:t xml:space="preserve">#&gt; 1  9.41 1     HlyE_IgA    0.281</w:t>
       </w:r>
       <w:r>
         <w:br/>
@@ -3076,7 +3076,7 @@
         <w:rPr>
           <w:rStyle w:val="CommentTok"/>
         </w:rPr>
-        <w:t xml:space="preserve">#&gt; 2  6.15 1     HlyE_IgG    4.65 </w:t>
+        <w:t xml:space="preserve">#&gt; 2  9.41 1     HlyE_IgG    0.560</w:t>
       </w:r>
       <w:r>
         <w:br/>
@@ -3085,7 +3085,7 @@
         <w:rPr>
           <w:rStyle w:val="CommentTok"/>
         </w:rPr>
-        <w:t xml:space="preserve">#&gt; 3 10.2  2     HlyE_IgA    0.557</w:t>
+        <w:t xml:space="preserve">#&gt; 3 15.8  2     HlyE_IgA    0.825</w:t>
       </w:r>
       <w:r>
         <w:br/>
@@ -3094,7 +3094,7 @@
         <w:rPr>
           <w:rStyle w:val="CommentTok"/>
         </w:rPr>
-        <w:t xml:space="preserve">#&gt; 4 10.2  2     HlyE_IgG    0.861</w:t>
+        <w:t xml:space="preserve">#&gt; 4 15.8  2     HlyE_IgG    0.705</w:t>
       </w:r>
       <w:r>
         <w:br/>
@@ -3103,7 +3103,7 @@
         <w:rPr>
           <w:rStyle w:val="CommentTok"/>
         </w:rPr>
-        <w:t xml:space="preserve">#&gt; 5 16.6  3     HlyE_IgA    2.33 </w:t>
+        <w:t xml:space="preserve">#&gt; 5 12.2  3     HlyE_IgA    0.479</w:t>
       </w:r>
       <w:r>
         <w:br/>
@@ -3112,7 +3112,7 @@
         <w:rPr>
           <w:rStyle w:val="CommentTok"/>
         </w:rPr>
-        <w:t xml:space="preserve">#&gt; 6 16.6  3     HlyE_IgG    5.07</w:t>
+        <w:t xml:space="preserve">#&gt; 6 12.2  3     HlyE_IgG    0.348</w:t>
       </w:r>
       <w:r>
         <w:br/>

--- a/pr-preview/pr-635/vignettes/articles/version-crosswalk-1.3-to-1.4.docx
+++ b/pr-preview/pr-635/vignettes/articles/version-crosswalk-1.3-to-1.4.docx
@@ -3067,7 +3067,7 @@
         <w:rPr>
           <w:rStyle w:val="CommentTok"/>
         </w:rPr>
-        <w:t xml:space="preserve">#&gt; 1  9.41 1     HlyE_IgA    0.281</w:t>
+        <w:t xml:space="preserve">#&gt; 1  4.81 1     HlyE_IgA    0.598</w:t>
       </w:r>
       <w:r>
         <w:br/>
@@ -3076,7 +3076,7 @@
         <w:rPr>
           <w:rStyle w:val="CommentTok"/>
         </w:rPr>
-        <w:t xml:space="preserve">#&gt; 2  9.41 1     HlyE_IgG    0.560</w:t>
+        <w:t xml:space="preserve">#&gt; 2  4.81 1     HlyE_IgG    0.170</w:t>
       </w:r>
       <w:r>
         <w:br/>
@@ -3085,7 +3085,7 @@
         <w:rPr>
           <w:rStyle w:val="CommentTok"/>
         </w:rPr>
-        <w:t xml:space="preserve">#&gt; 3 15.8  2     HlyE_IgA    0.825</w:t>
+        <w:t xml:space="preserve">#&gt; 3 14.0  2     HlyE_IgA    8.11 </w:t>
       </w:r>
       <w:r>
         <w:br/>
@@ -3094,7 +3094,7 @@
         <w:rPr>
           <w:rStyle w:val="CommentTok"/>
         </w:rPr>
-        <w:t xml:space="preserve">#&gt; 4 15.8  2     HlyE_IgG    0.705</w:t>
+        <w:t xml:space="preserve">#&gt; 4 14.0  2     HlyE_IgG    3.41 </w:t>
       </w:r>
       <w:r>
         <w:br/>
@@ -3103,7 +3103,7 @@
         <w:rPr>
           <w:rStyle w:val="CommentTok"/>
         </w:rPr>
-        <w:t xml:space="preserve">#&gt; 5 12.2  3     HlyE_IgA    0.479</w:t>
+        <w:t xml:space="preserve">#&gt; 5 17.1  3     HlyE_IgA    0.238</w:t>
       </w:r>
       <w:r>
         <w:br/>
@@ -3112,7 +3112,7 @@
         <w:rPr>
           <w:rStyle w:val="CommentTok"/>
         </w:rPr>
-        <w:t xml:space="preserve">#&gt; 6 12.2  3     HlyE_IgG    0.348</w:t>
+        <w:t xml:space="preserve">#&gt; 6 17.1  3     HlyE_IgG    0.778</w:t>
       </w:r>
       <w:r>
         <w:br/>

--- a/pr-preview/pr-635/vignettes/articles/version-crosswalk-1.3-to-1.4.docx
+++ b/pr-preview/pr-635/vignettes/articles/version-crosswalk-1.3-to-1.4.docx
@@ -3049,7 +3049,7 @@
         <w:rPr>
           <w:rStyle w:val="CommentTok"/>
         </w:rPr>
-        <w:t xml:space="preserve">#&gt;     age id    antigen_iso value</w:t>
+        <w:t xml:space="preserve">#&gt;     age id    antigen_iso  value</w:t>
       </w:r>
       <w:r>
         <w:br/>
@@ -3058,7 +3058,7 @@
         <w:rPr>
           <w:rStyle w:val="CommentTok"/>
         </w:rPr>
-        <w:t xml:space="preserve">#&gt;   &lt;dbl&gt; &lt;chr&gt; &lt;chr&gt;       &lt;dbl&gt;</w:t>
+        <w:t xml:space="preserve">#&gt;   &lt;dbl&gt; &lt;chr&gt; &lt;chr&gt;        &lt;dbl&gt;</w:t>
       </w:r>
       <w:r>
         <w:br/>
@@ -3067,7 +3067,7 @@
         <w:rPr>
           <w:rStyle w:val="CommentTok"/>
         </w:rPr>
-        <w:t xml:space="preserve">#&gt; 1  4.81 1     HlyE_IgA    0.598</w:t>
+        <w:t xml:space="preserve">#&gt; 1  3.01 1     HlyE_IgA     0.175</w:t>
       </w:r>
       <w:r>
         <w:br/>
@@ -3076,7 +3076,7 @@
         <w:rPr>
           <w:rStyle w:val="CommentTok"/>
         </w:rPr>
-        <w:t xml:space="preserve">#&gt; 2  4.81 1     HlyE_IgG    0.170</w:t>
+        <w:t xml:space="preserve">#&gt; 2  3.01 1     HlyE_IgG     0.111</w:t>
       </w:r>
       <w:r>
         <w:br/>
@@ -3085,7 +3085,7 @@
         <w:rPr>
           <w:rStyle w:val="CommentTok"/>
         </w:rPr>
-        <w:t xml:space="preserve">#&gt; 3 14.0  2     HlyE_IgA    8.11 </w:t>
+        <w:t xml:space="preserve">#&gt; 3 14.9  2     HlyE_IgA     1.94 </w:t>
       </w:r>
       <w:r>
         <w:br/>
@@ -3094,7 +3094,7 @@
         <w:rPr>
           <w:rStyle w:val="CommentTok"/>
         </w:rPr>
-        <w:t xml:space="preserve">#&gt; 4 14.0  2     HlyE_IgG    3.41 </w:t>
+        <w:t xml:space="preserve">#&gt; 4 14.9  2     HlyE_IgG    60.9  </w:t>
       </w:r>
       <w:r>
         <w:br/>
@@ -3103,7 +3103,7 @@
         <w:rPr>
           <w:rStyle w:val="CommentTok"/>
         </w:rPr>
-        <w:t xml:space="preserve">#&gt; 5 17.1  3     HlyE_IgA    0.238</w:t>
+        <w:t xml:space="preserve">#&gt; 5 18.3  3     HlyE_IgA     0.851</w:t>
       </w:r>
       <w:r>
         <w:br/>
@@ -3112,7 +3112,7 @@
         <w:rPr>
           <w:rStyle w:val="CommentTok"/>
         </w:rPr>
-        <w:t xml:space="preserve">#&gt; 6 17.1  3     HlyE_IgG    0.778</w:t>
+        <w:t xml:space="preserve">#&gt; 6 18.3  3     HlyE_IgG     1.29</w:t>
       </w:r>
       <w:r>
         <w:br/>

--- a/pr-preview/pr-635/vignettes/articles/version-crosswalk-1.3-to-1.4.docx
+++ b/pr-preview/pr-635/vignettes/articles/version-crosswalk-1.3-to-1.4.docx
@@ -3067,7 +3067,7 @@
         <w:rPr>
           <w:rStyle w:val="CommentTok"/>
         </w:rPr>
-        <w:t xml:space="preserve">#&gt; 1  3.01 1     HlyE_IgA     0.175</w:t>
+        <w:t xml:space="preserve">#&gt; 1 17.7  1     HlyE_IgA    0.0679</w:t>
       </w:r>
       <w:r>
         <w:br/>
@@ -3076,7 +3076,7 @@
         <w:rPr>
           <w:rStyle w:val="CommentTok"/>
         </w:rPr>
-        <w:t xml:space="preserve">#&gt; 2  3.01 1     HlyE_IgG     0.111</w:t>
+        <w:t xml:space="preserve">#&gt; 2 17.7  1     HlyE_IgG    1.47  </w:t>
       </w:r>
       <w:r>
         <w:br/>
@@ -3085,7 +3085,7 @@
         <w:rPr>
           <w:rStyle w:val="CommentTok"/>
         </w:rPr>
-        <w:t xml:space="preserve">#&gt; 3 14.9  2     HlyE_IgA     1.94 </w:t>
+        <w:t xml:space="preserve">#&gt; 3  3.33 2     HlyE_IgA    0.237 </w:t>
       </w:r>
       <w:r>
         <w:br/>
@@ -3094,7 +3094,7 @@
         <w:rPr>
           <w:rStyle w:val="CommentTok"/>
         </w:rPr>
-        <w:t xml:space="preserve">#&gt; 4 14.9  2     HlyE_IgG    60.9  </w:t>
+        <w:t xml:space="preserve">#&gt; 4  3.33 2     HlyE_IgG    0.530 </w:t>
       </w:r>
       <w:r>
         <w:br/>
@@ -3103,7 +3103,7 @@
         <w:rPr>
           <w:rStyle w:val="CommentTok"/>
         </w:rPr>
-        <w:t xml:space="preserve">#&gt; 5 18.3  3     HlyE_IgA     0.851</w:t>
+        <w:t xml:space="preserve">#&gt; 5 14.5  3     HlyE_IgA    0.381 </w:t>
       </w:r>
       <w:r>
         <w:br/>
@@ -3112,7 +3112,7 @@
         <w:rPr>
           <w:rStyle w:val="CommentTok"/>
         </w:rPr>
-        <w:t xml:space="preserve">#&gt; 6 18.3  3     HlyE_IgG     1.29</w:t>
+        <w:t xml:space="preserve">#&gt; 6 14.5  3     HlyE_IgG    0.562</w:t>
       </w:r>
       <w:r>
         <w:br/>

--- a/pr-preview/pr-635/vignettes/articles/version-crosswalk-1.3-to-1.4.docx
+++ b/pr-preview/pr-635/vignettes/articles/version-crosswalk-1.3-to-1.4.docx
@@ -3049,7 +3049,7 @@
         <w:rPr>
           <w:rStyle w:val="CommentTok"/>
         </w:rPr>
-        <w:t xml:space="preserve">#&gt;     age id    antigen_iso  value</w:t>
+        <w:t xml:space="preserve">#&gt;     age id    antigen_iso value</w:t>
       </w:r>
       <w:r>
         <w:br/>
@@ -3058,7 +3058,7 @@
         <w:rPr>
           <w:rStyle w:val="CommentTok"/>
         </w:rPr>
-        <w:t xml:space="preserve">#&gt;   &lt;dbl&gt; &lt;chr&gt; &lt;chr&gt;        &lt;dbl&gt;</w:t>
+        <w:t xml:space="preserve">#&gt;   &lt;dbl&gt; &lt;chr&gt; &lt;chr&gt;       &lt;dbl&gt;</w:t>
       </w:r>
       <w:r>
         <w:br/>
@@ -3067,7 +3067,7 @@
         <w:rPr>
           <w:rStyle w:val="CommentTok"/>
         </w:rPr>
-        <w:t xml:space="preserve">#&gt; 1 17.7  1     HlyE_IgA    0.0679</w:t>
+        <w:t xml:space="preserve">#&gt; 1  9.61 1     HlyE_IgA    2.26 </w:t>
       </w:r>
       <w:r>
         <w:br/>
@@ -3076,7 +3076,7 @@
         <w:rPr>
           <w:rStyle w:val="CommentTok"/>
         </w:rPr>
-        <w:t xml:space="preserve">#&gt; 2 17.7  1     HlyE_IgG    1.47  </w:t>
+        <w:t xml:space="preserve">#&gt; 2  9.61 1     HlyE_IgG    2.72 </w:t>
       </w:r>
       <w:r>
         <w:br/>
@@ -3085,7 +3085,7 @@
         <w:rPr>
           <w:rStyle w:val="CommentTok"/>
         </w:rPr>
-        <w:t xml:space="preserve">#&gt; 3  3.33 2     HlyE_IgA    0.237 </w:t>
+        <w:t xml:space="preserve">#&gt; 3  0.24 2     HlyE_IgA    0.841</w:t>
       </w:r>
       <w:r>
         <w:br/>
@@ -3094,7 +3094,7 @@
         <w:rPr>
           <w:rStyle w:val="CommentTok"/>
         </w:rPr>
-        <w:t xml:space="preserve">#&gt; 4  3.33 2     HlyE_IgG    0.530 </w:t>
+        <w:t xml:space="preserve">#&gt; 4  0.24 2     HlyE_IgG    0.744</w:t>
       </w:r>
       <w:r>
         <w:br/>
@@ -3103,7 +3103,7 @@
         <w:rPr>
           <w:rStyle w:val="CommentTok"/>
         </w:rPr>
-        <w:t xml:space="preserve">#&gt; 5 14.5  3     HlyE_IgA    0.381 </w:t>
+        <w:t xml:space="preserve">#&gt; 5  5.94 3     HlyE_IgA    0.718</w:t>
       </w:r>
       <w:r>
         <w:br/>
@@ -3112,7 +3112,7 @@
         <w:rPr>
           <w:rStyle w:val="CommentTok"/>
         </w:rPr>
-        <w:t xml:space="preserve">#&gt; 6 14.5  3     HlyE_IgG    0.562</w:t>
+        <w:t xml:space="preserve">#&gt; 6  5.94 3     HlyE_IgG    0.529</w:t>
       </w:r>
       <w:r>
         <w:br/>

--- a/pr-preview/pr-635/vignettes/articles/version-crosswalk-1.3-to-1.4.docx
+++ b/pr-preview/pr-635/vignettes/articles/version-crosswalk-1.3-to-1.4.docx
@@ -3049,7 +3049,7 @@
         <w:rPr>
           <w:rStyle w:val="CommentTok"/>
         </w:rPr>
-        <w:t xml:space="preserve">#&gt;     age id    antigen_iso value</w:t>
+        <w:t xml:space="preserve">#&gt;     age id    antigen_iso  value</w:t>
       </w:r>
       <w:r>
         <w:br/>
@@ -3058,7 +3058,7 @@
         <w:rPr>
           <w:rStyle w:val="CommentTok"/>
         </w:rPr>
-        <w:t xml:space="preserve">#&gt;   &lt;dbl&gt; &lt;chr&gt; &lt;chr&gt;       &lt;dbl&gt;</w:t>
+        <w:t xml:space="preserve">#&gt;   &lt;dbl&gt; &lt;chr&gt; &lt;chr&gt;        &lt;dbl&gt;</w:t>
       </w:r>
       <w:r>
         <w:br/>
@@ -3067,7 +3067,7 @@
         <w:rPr>
           <w:rStyle w:val="CommentTok"/>
         </w:rPr>
-        <w:t xml:space="preserve">#&gt; 1  9.61 1     HlyE_IgA    2.26 </w:t>
+        <w:t xml:space="preserve">#&gt; 1 19.2  1     HlyE_IgA     1.31 </w:t>
       </w:r>
       <w:r>
         <w:br/>
@@ -3076,7 +3076,7 @@
         <w:rPr>
           <w:rStyle w:val="CommentTok"/>
         </w:rPr>
-        <w:t xml:space="preserve">#&gt; 2  9.61 1     HlyE_IgG    2.72 </w:t>
+        <w:t xml:space="preserve">#&gt; 2 19.2  1     HlyE_IgG     0.835</w:t>
       </w:r>
       <w:r>
         <w:br/>
@@ -3085,7 +3085,7 @@
         <w:rPr>
           <w:rStyle w:val="CommentTok"/>
         </w:rPr>
-        <w:t xml:space="preserve">#&gt; 3  0.24 2     HlyE_IgA    0.841</w:t>
+        <w:t xml:space="preserve">#&gt; 3 16.1  2     HlyE_IgA     2.11 </w:t>
       </w:r>
       <w:r>
         <w:br/>
@@ -3094,7 +3094,7 @@
         <w:rPr>
           <w:rStyle w:val="CommentTok"/>
         </w:rPr>
-        <w:t xml:space="preserve">#&gt; 4  0.24 2     HlyE_IgG    0.744</w:t>
+        <w:t xml:space="preserve">#&gt; 4 16.1  2     HlyE_IgG    11.7  </w:t>
       </w:r>
       <w:r>
         <w:br/>
@@ -3103,7 +3103,7 @@
         <w:rPr>
           <w:rStyle w:val="CommentTok"/>
         </w:rPr>
-        <w:t xml:space="preserve">#&gt; 5  5.94 3     HlyE_IgA    0.718</w:t>
+        <w:t xml:space="preserve">#&gt; 5  9.04 3     HlyE_IgA     0.305</w:t>
       </w:r>
       <w:r>
         <w:br/>
@@ -3112,7 +3112,7 @@
         <w:rPr>
           <w:rStyle w:val="CommentTok"/>
         </w:rPr>
-        <w:t xml:space="preserve">#&gt; 6  5.94 3     HlyE_IgG    0.529</w:t>
+        <w:t xml:space="preserve">#&gt; 6  9.04 3     HlyE_IgG    24.4</w:t>
       </w:r>
       <w:r>
         <w:br/>

--- a/pr-preview/pr-635/vignettes/articles/version-crosswalk-1.3-to-1.4.docx
+++ b/pr-preview/pr-635/vignettes/articles/version-crosswalk-1.3-to-1.4.docx
@@ -3049,7 +3049,7 @@
         <w:rPr>
           <w:rStyle w:val="CommentTok"/>
         </w:rPr>
-        <w:t xml:space="preserve">#&gt;     age id    antigen_iso  value</w:t>
+        <w:t xml:space="preserve">#&gt;     age id    antigen_iso   value</w:t>
       </w:r>
       <w:r>
         <w:br/>
@@ -3058,7 +3058,7 @@
         <w:rPr>
           <w:rStyle w:val="CommentTok"/>
         </w:rPr>
-        <w:t xml:space="preserve">#&gt;   &lt;dbl&gt; &lt;chr&gt; &lt;chr&gt;        &lt;dbl&gt;</w:t>
+        <w:t xml:space="preserve">#&gt;   &lt;dbl&gt; &lt;chr&gt; &lt;chr&gt;         &lt;dbl&gt;</w:t>
       </w:r>
       <w:r>
         <w:br/>
@@ -3067,7 +3067,7 @@
         <w:rPr>
           <w:rStyle w:val="CommentTok"/>
         </w:rPr>
-        <w:t xml:space="preserve">#&gt; 1 19.2  1     HlyE_IgA     1.31 </w:t>
+        <w:t xml:space="preserve">#&gt; 1 19.5  1     HlyE_IgA     0.388 </w:t>
       </w:r>
       <w:r>
         <w:br/>
@@ -3076,7 +3076,7 @@
         <w:rPr>
           <w:rStyle w:val="CommentTok"/>
         </w:rPr>
-        <w:t xml:space="preserve">#&gt; 2 19.2  1     HlyE_IgG     0.835</w:t>
+        <w:t xml:space="preserve">#&gt; 2 19.5  1     HlyE_IgG     4.08  </w:t>
       </w:r>
       <w:r>
         <w:br/>
@@ -3085,7 +3085,7 @@
         <w:rPr>
           <w:rStyle w:val="CommentTok"/>
         </w:rPr>
-        <w:t xml:space="preserve">#&gt; 3 16.1  2     HlyE_IgA     2.11 </w:t>
+        <w:t xml:space="preserve">#&gt; 3  0.83 2     HlyE_IgA     0.324 </w:t>
       </w:r>
       <w:r>
         <w:br/>
@@ -3094,7 +3094,7 @@
         <w:rPr>
           <w:rStyle w:val="CommentTok"/>
         </w:rPr>
-        <w:t xml:space="preserve">#&gt; 4 16.1  2     HlyE_IgG    11.7  </w:t>
+        <w:t xml:space="preserve">#&gt; 4  0.83 2     HlyE_IgG     0.0740</w:t>
       </w:r>
       <w:r>
         <w:br/>
@@ -3103,7 +3103,7 @@
         <w:rPr>
           <w:rStyle w:val="CommentTok"/>
         </w:rPr>
-        <w:t xml:space="preserve">#&gt; 5  9.04 3     HlyE_IgA     0.305</w:t>
+        <w:t xml:space="preserve">#&gt; 5 11.2  3     HlyE_IgA     0.730 </w:t>
       </w:r>
       <w:r>
         <w:br/>
@@ -3112,7 +3112,7 @@
         <w:rPr>
           <w:rStyle w:val="CommentTok"/>
         </w:rPr>
-        <w:t xml:space="preserve">#&gt; 6  9.04 3     HlyE_IgG    24.4</w:t>
+        <w:t xml:space="preserve">#&gt; 6 11.2  3     HlyE_IgG    12.3</w:t>
       </w:r>
       <w:r>
         <w:br/>

--- a/pr-preview/pr-635/vignettes/articles/version-crosswalk-1.3-to-1.4.docx
+++ b/pr-preview/pr-635/vignettes/articles/version-crosswalk-1.3-to-1.4.docx
@@ -3049,7 +3049,7 @@
         <w:rPr>
           <w:rStyle w:val="CommentTok"/>
         </w:rPr>
-        <w:t xml:space="preserve">#&gt;     age id    antigen_iso   value</w:t>
+        <w:t xml:space="preserve">#&gt;     age id    antigen_iso value</w:t>
       </w:r>
       <w:r>
         <w:br/>
@@ -3058,7 +3058,7 @@
         <w:rPr>
           <w:rStyle w:val="CommentTok"/>
         </w:rPr>
-        <w:t xml:space="preserve">#&gt;   &lt;dbl&gt; &lt;chr&gt; &lt;chr&gt;         &lt;dbl&gt;</w:t>
+        <w:t xml:space="preserve">#&gt;   &lt;dbl&gt; &lt;chr&gt; &lt;chr&gt;       &lt;dbl&gt;</w:t>
       </w:r>
       <w:r>
         <w:br/>
@@ -3067,7 +3067,7 @@
         <w:rPr>
           <w:rStyle w:val="CommentTok"/>
         </w:rPr>
-        <w:t xml:space="preserve">#&gt; 1 19.5  1     HlyE_IgA     0.388 </w:t>
+        <w:t xml:space="preserve">#&gt; 1 14.3  1     HlyE_IgA    0.528</w:t>
       </w:r>
       <w:r>
         <w:br/>
@@ -3076,7 +3076,7 @@
         <w:rPr>
           <w:rStyle w:val="CommentTok"/>
         </w:rPr>
-        <w:t xml:space="preserve">#&gt; 2 19.5  1     HlyE_IgG     4.08  </w:t>
+        <w:t xml:space="preserve">#&gt; 2 14.3  1     HlyE_IgG    0.840</w:t>
       </w:r>
       <w:r>
         <w:br/>
@@ -3085,7 +3085,7 @@
         <w:rPr>
           <w:rStyle w:val="CommentTok"/>
         </w:rPr>
-        <w:t xml:space="preserve">#&gt; 3  0.83 2     HlyE_IgA     0.324 </w:t>
+        <w:t xml:space="preserve">#&gt; 3  7.61 2     HlyE_IgA    0.257</w:t>
       </w:r>
       <w:r>
         <w:br/>
@@ -3094,7 +3094,7 @@
         <w:rPr>
           <w:rStyle w:val="CommentTok"/>
         </w:rPr>
-        <w:t xml:space="preserve">#&gt; 4  0.83 2     HlyE_IgG     0.0740</w:t>
+        <w:t xml:space="preserve">#&gt; 4  7.61 2     HlyE_IgG    0.415</w:t>
       </w:r>
       <w:r>
         <w:br/>
@@ -3103,7 +3103,7 @@
         <w:rPr>
           <w:rStyle w:val="CommentTok"/>
         </w:rPr>
-        <w:t xml:space="preserve">#&gt; 5 11.2  3     HlyE_IgA     0.730 </w:t>
+        <w:t xml:space="preserve">#&gt; 5 10.5  3     HlyE_IgA    0.432</w:t>
       </w:r>
       <w:r>
         <w:br/>
@@ -3112,7 +3112,7 @@
         <w:rPr>
           <w:rStyle w:val="CommentTok"/>
         </w:rPr>
-        <w:t xml:space="preserve">#&gt; 6 11.2  3     HlyE_IgG    12.3</w:t>
+        <w:t xml:space="preserve">#&gt; 6 10.5  3     HlyE_IgG    6.73</w:t>
       </w:r>
       <w:r>
         <w:br/>

--- a/pr-preview/pr-635/vignettes/articles/version-crosswalk-1.3-to-1.4.docx
+++ b/pr-preview/pr-635/vignettes/articles/version-crosswalk-1.3-to-1.4.docx
@@ -3067,7 +3067,7 @@
         <w:rPr>
           <w:rStyle w:val="CommentTok"/>
         </w:rPr>
-        <w:t xml:space="preserve">#&gt; 1 14.3  1     HlyE_IgA    0.528</w:t>
+        <w:t xml:space="preserve">#&gt; 1  0.33 1     HlyE_IgA    0.640</w:t>
       </w:r>
       <w:r>
         <w:br/>
@@ -3076,7 +3076,7 @@
         <w:rPr>
           <w:rStyle w:val="CommentTok"/>
         </w:rPr>
-        <w:t xml:space="preserve">#&gt; 2 14.3  1     HlyE_IgG    0.840</w:t>
+        <w:t xml:space="preserve">#&gt; 2  0.33 1     HlyE_IgG    0.612</w:t>
       </w:r>
       <w:r>
         <w:br/>
@@ -3085,7 +3085,7 @@
         <w:rPr>
           <w:rStyle w:val="CommentTok"/>
         </w:rPr>
-        <w:t xml:space="preserve">#&gt; 3  7.61 2     HlyE_IgA    0.257</w:t>
+        <w:t xml:space="preserve">#&gt; 3 16.7  2     HlyE_IgA    0.535</w:t>
       </w:r>
       <w:r>
         <w:br/>
@@ -3094,7 +3094,7 @@
         <w:rPr>
           <w:rStyle w:val="CommentTok"/>
         </w:rPr>
-        <w:t xml:space="preserve">#&gt; 4  7.61 2     HlyE_IgG    0.415</w:t>
+        <w:t xml:space="preserve">#&gt; 4 16.7  2     HlyE_IgG    3.55 </w:t>
       </w:r>
       <w:r>
         <w:br/>
@@ -3103,7 +3103,7 @@
         <w:rPr>
           <w:rStyle w:val="CommentTok"/>
         </w:rPr>
-        <w:t xml:space="preserve">#&gt; 5 10.5  3     HlyE_IgA    0.432</w:t>
+        <w:t xml:space="preserve">#&gt; 5  5.96 3     HlyE_IgA    6.99 </w:t>
       </w:r>
       <w:r>
         <w:br/>
@@ -3112,7 +3112,7 @@
         <w:rPr>
           <w:rStyle w:val="CommentTok"/>
         </w:rPr>
-        <w:t xml:space="preserve">#&gt; 6 10.5  3     HlyE_IgG    6.73</w:t>
+        <w:t xml:space="preserve">#&gt; 6  5.96 3     HlyE_IgG    2.17</w:t>
       </w:r>
       <w:r>
         <w:br/>

--- a/pr-preview/pr-635/vignettes/articles/version-crosswalk-1.3-to-1.4.docx
+++ b/pr-preview/pr-635/vignettes/articles/version-crosswalk-1.3-to-1.4.docx
@@ -3067,7 +3067,7 @@
         <w:rPr>
           <w:rStyle w:val="CommentTok"/>
         </w:rPr>
-        <w:t xml:space="preserve">#&gt; 1  0.33 1     HlyE_IgA    0.640</w:t>
+        <w:t xml:space="preserve">#&gt; 1  6.76 1     HlyE_IgA    0.873</w:t>
       </w:r>
       <w:r>
         <w:br/>
@@ -3076,7 +3076,7 @@
         <w:rPr>
           <w:rStyle w:val="CommentTok"/>
         </w:rPr>
-        <w:t xml:space="preserve">#&gt; 2  0.33 1     HlyE_IgG    0.612</w:t>
+        <w:t xml:space="preserve">#&gt; 2  6.76 1     HlyE_IgG    0.590</w:t>
       </w:r>
       <w:r>
         <w:br/>
@@ -3085,7 +3085,7 @@
         <w:rPr>
           <w:rStyle w:val="CommentTok"/>
         </w:rPr>
-        <w:t xml:space="preserve">#&gt; 3 16.7  2     HlyE_IgA    0.535</w:t>
+        <w:t xml:space="preserve">#&gt; 3 10.7  2     HlyE_IgA    0.798</w:t>
       </w:r>
       <w:r>
         <w:br/>
@@ -3094,7 +3094,7 @@
         <w:rPr>
           <w:rStyle w:val="CommentTok"/>
         </w:rPr>
-        <w:t xml:space="preserve">#&gt; 4 16.7  2     HlyE_IgG    3.55 </w:t>
+        <w:t xml:space="preserve">#&gt; 4 10.7  2     HlyE_IgG    0.798</w:t>
       </w:r>
       <w:r>
         <w:br/>
@@ -3103,7 +3103,7 @@
         <w:rPr>
           <w:rStyle w:val="CommentTok"/>
         </w:rPr>
-        <w:t xml:space="preserve">#&gt; 5  5.96 3     HlyE_IgA    6.99 </w:t>
+        <w:t xml:space="preserve">#&gt; 5  0.61 3     HlyE_IgA    0.159</w:t>
       </w:r>
       <w:r>
         <w:br/>
@@ -3112,7 +3112,7 @@
         <w:rPr>
           <w:rStyle w:val="CommentTok"/>
         </w:rPr>
-        <w:t xml:space="preserve">#&gt; 6  5.96 3     HlyE_IgG    2.17</w:t>
+        <w:t xml:space="preserve">#&gt; 6  0.61 3     HlyE_IgG    0.634</w:t>
       </w:r>
       <w:r>
         <w:br/>

--- a/pr-preview/pr-635/vignettes/articles/version-crosswalk-1.3-to-1.4.docx
+++ b/pr-preview/pr-635/vignettes/articles/version-crosswalk-1.3-to-1.4.docx
@@ -3049,7 +3049,7 @@
         <w:rPr>
           <w:rStyle w:val="CommentTok"/>
         </w:rPr>
-        <w:t xml:space="preserve">#&gt;     age id    antigen_iso value</w:t>
+        <w:t xml:space="preserve">#&gt;     age id    antigen_iso   value</w:t>
       </w:r>
       <w:r>
         <w:br/>
@@ -3058,7 +3058,7 @@
         <w:rPr>
           <w:rStyle w:val="CommentTok"/>
         </w:rPr>
-        <w:t xml:space="preserve">#&gt;   &lt;dbl&gt; &lt;chr&gt; &lt;chr&gt;       &lt;dbl&gt;</w:t>
+        <w:t xml:space="preserve">#&gt;   &lt;dbl&gt; &lt;chr&gt; &lt;chr&gt;         &lt;dbl&gt;</w:t>
       </w:r>
       <w:r>
         <w:br/>
@@ -3067,7 +3067,7 @@
         <w:rPr>
           <w:rStyle w:val="CommentTok"/>
         </w:rPr>
-        <w:t xml:space="preserve">#&gt; 1  6.76 1     HlyE_IgA    0.873</w:t>
+        <w:t xml:space="preserve">#&gt; 1  9.57 1     HlyE_IgA      0.548</w:t>
       </w:r>
       <w:r>
         <w:br/>
@@ -3076,7 +3076,7 @@
         <w:rPr>
           <w:rStyle w:val="CommentTok"/>
         </w:rPr>
-        <w:t xml:space="preserve">#&gt; 2  6.76 1     HlyE_IgG    0.590</w:t>
+        <w:t xml:space="preserve">#&gt; 2  9.57 1     HlyE_IgG      1.06 </w:t>
       </w:r>
       <w:r>
         <w:br/>
@@ -3085,7 +3085,7 @@
         <w:rPr>
           <w:rStyle w:val="CommentTok"/>
         </w:rPr>
-        <w:t xml:space="preserve">#&gt; 3 10.7  2     HlyE_IgA    0.798</w:t>
+        <w:t xml:space="preserve">#&gt; 3 12.0  2     HlyE_IgA      1.21 </w:t>
       </w:r>
       <w:r>
         <w:br/>
@@ -3094,7 +3094,7 @@
         <w:rPr>
           <w:rStyle w:val="CommentTok"/>
         </w:rPr>
-        <w:t xml:space="preserve">#&gt; 4 10.7  2     HlyE_IgG    0.798</w:t>
+        <w:t xml:space="preserve">#&gt; 4 12.0  2     HlyE_IgG     19.2  </w:t>
       </w:r>
       <w:r>
         <w:br/>
@@ -3103,7 +3103,7 @@
         <w:rPr>
           <w:rStyle w:val="CommentTok"/>
         </w:rPr>
-        <w:t xml:space="preserve">#&gt; 5  0.61 3     HlyE_IgA    0.159</w:t>
+        <w:t xml:space="preserve">#&gt; 5 17.7  3     HlyE_IgA      8.47 </w:t>
       </w:r>
       <w:r>
         <w:br/>
@@ -3112,7 +3112,7 @@
         <w:rPr>
           <w:rStyle w:val="CommentTok"/>
         </w:rPr>
-        <w:t xml:space="preserve">#&gt; 6  0.61 3     HlyE_IgG    0.634</w:t>
+        <w:t xml:space="preserve">#&gt; 6 17.7  3     HlyE_IgG    214.</w:t>
       </w:r>
       <w:r>
         <w:br/>

--- a/pr-preview/pr-635/vignettes/articles/version-crosswalk-1.3-to-1.4.docx
+++ b/pr-preview/pr-635/vignettes/articles/version-crosswalk-1.3-to-1.4.docx
@@ -3049,7 +3049,7 @@
         <w:rPr>
           <w:rStyle w:val="CommentTok"/>
         </w:rPr>
-        <w:t xml:space="preserve">#&gt;     age id    antigen_iso   value</w:t>
+        <w:t xml:space="preserve">#&gt;     age id    antigen_iso value</w:t>
       </w:r>
       <w:r>
         <w:br/>
@@ -3058,7 +3058,7 @@
         <w:rPr>
           <w:rStyle w:val="CommentTok"/>
         </w:rPr>
-        <w:t xml:space="preserve">#&gt;   &lt;dbl&gt; &lt;chr&gt; &lt;chr&gt;         &lt;dbl&gt;</w:t>
+        <w:t xml:space="preserve">#&gt;   &lt;dbl&gt; &lt;chr&gt; &lt;chr&gt;       &lt;dbl&gt;</w:t>
       </w:r>
       <w:r>
         <w:br/>
@@ -3067,7 +3067,7 @@
         <w:rPr>
           <w:rStyle w:val="CommentTok"/>
         </w:rPr>
-        <w:t xml:space="preserve">#&gt; 1  9.57 1     HlyE_IgA      0.548</w:t>
+        <w:t xml:space="preserve">#&gt; 1  6.19 1     HlyE_IgA    0.577</w:t>
       </w:r>
       <w:r>
         <w:br/>
@@ -3076,7 +3076,7 @@
         <w:rPr>
           <w:rStyle w:val="CommentTok"/>
         </w:rPr>
-        <w:t xml:space="preserve">#&gt; 2  9.57 1     HlyE_IgG      1.06 </w:t>
+        <w:t xml:space="preserve">#&gt; 2  6.19 1     HlyE_IgG    0.758</w:t>
       </w:r>
       <w:r>
         <w:br/>
@@ -3085,7 +3085,7 @@
         <w:rPr>
           <w:rStyle w:val="CommentTok"/>
         </w:rPr>
-        <w:t xml:space="preserve">#&gt; 3 12.0  2     HlyE_IgA      1.21 </w:t>
+        <w:t xml:space="preserve">#&gt; 3  7.78 2     HlyE_IgA    0.663</w:t>
       </w:r>
       <w:r>
         <w:br/>
@@ -3094,7 +3094,7 @@
         <w:rPr>
           <w:rStyle w:val="CommentTok"/>
         </w:rPr>
-        <w:t xml:space="preserve">#&gt; 4 12.0  2     HlyE_IgG     19.2  </w:t>
+        <w:t xml:space="preserve">#&gt; 4  7.78 2     HlyE_IgG    0.783</w:t>
       </w:r>
       <w:r>
         <w:br/>
@@ -3103,7 +3103,7 @@
         <w:rPr>
           <w:rStyle w:val="CommentTok"/>
         </w:rPr>
-        <w:t xml:space="preserve">#&gt; 5 17.7  3     HlyE_IgA      8.47 </w:t>
+        <w:t xml:space="preserve">#&gt; 5 16.9  3     HlyE_IgA    0.537</w:t>
       </w:r>
       <w:r>
         <w:br/>
@@ -3112,7 +3112,7 @@
         <w:rPr>
           <w:rStyle w:val="CommentTok"/>
         </w:rPr>
-        <w:t xml:space="preserve">#&gt; 6 17.7  3     HlyE_IgG    214.</w:t>
+        <w:t xml:space="preserve">#&gt; 6 16.9  3     HlyE_IgG    1.48</w:t>
       </w:r>
       <w:r>
         <w:br/>

--- a/pr-preview/pr-635/vignettes/articles/version-crosswalk-1.3-to-1.4.docx
+++ b/pr-preview/pr-635/vignettes/articles/version-crosswalk-1.3-to-1.4.docx
@@ -3049,7 +3049,7 @@
         <w:rPr>
           <w:rStyle w:val="CommentTok"/>
         </w:rPr>
-        <w:t xml:space="preserve">#&gt;     age id    antigen_iso value</w:t>
+        <w:t xml:space="preserve">#&gt;     age id    antigen_iso  value</w:t>
       </w:r>
       <w:r>
         <w:br/>
@@ -3058,7 +3058,7 @@
         <w:rPr>
           <w:rStyle w:val="CommentTok"/>
         </w:rPr>
-        <w:t xml:space="preserve">#&gt;   &lt;dbl&gt; &lt;chr&gt; &lt;chr&gt;       &lt;dbl&gt;</w:t>
+        <w:t xml:space="preserve">#&gt;   &lt;dbl&gt; &lt;chr&gt; &lt;chr&gt;        &lt;dbl&gt;</w:t>
       </w:r>
       <w:r>
         <w:br/>
@@ -3067,7 +3067,7 @@
         <w:rPr>
           <w:rStyle w:val="CommentTok"/>
         </w:rPr>
-        <w:t xml:space="preserve">#&gt; 1  6.19 1     HlyE_IgA    0.577</w:t>
+        <w:t xml:space="preserve">#&gt; 1  6.41 1     HlyE_IgA     0.577</w:t>
       </w:r>
       <w:r>
         <w:br/>
@@ -3076,7 +3076,7 @@
         <w:rPr>
           <w:rStyle w:val="CommentTok"/>
         </w:rPr>
-        <w:t xml:space="preserve">#&gt; 2  6.19 1     HlyE_IgG    0.758</w:t>
+        <w:t xml:space="preserve">#&gt; 2  6.41 1     HlyE_IgG     0.428</w:t>
       </w:r>
       <w:r>
         <w:br/>
@@ -3085,7 +3085,7 @@
         <w:rPr>
           <w:rStyle w:val="CommentTok"/>
         </w:rPr>
-        <w:t xml:space="preserve">#&gt; 3  7.78 2     HlyE_IgA    0.663</w:t>
+        <w:t xml:space="preserve">#&gt; 3  2.18 2     HlyE_IgA     0.635</w:t>
       </w:r>
       <w:r>
         <w:br/>
@@ -3094,7 +3094,7 @@
         <w:rPr>
           <w:rStyle w:val="CommentTok"/>
         </w:rPr>
-        <w:t xml:space="preserve">#&gt; 4  7.78 2     HlyE_IgG    0.783</w:t>
+        <w:t xml:space="preserve">#&gt; 4  2.18 2     HlyE_IgG     0.538</w:t>
       </w:r>
       <w:r>
         <w:br/>
@@ -3103,7 +3103,7 @@
         <w:rPr>
           <w:rStyle w:val="CommentTok"/>
         </w:rPr>
-        <w:t xml:space="preserve">#&gt; 5 16.9  3     HlyE_IgA    0.537</w:t>
+        <w:t xml:space="preserve">#&gt; 5 16.3  3     HlyE_IgA     2.22 </w:t>
       </w:r>
       <w:r>
         <w:br/>
@@ -3112,7 +3112,7 @@
         <w:rPr>
           <w:rStyle w:val="CommentTok"/>
         </w:rPr>
-        <w:t xml:space="preserve">#&gt; 6 16.9  3     HlyE_IgG    1.48</w:t>
+        <w:t xml:space="preserve">#&gt; 6 16.3  3     HlyE_IgG    13.8</w:t>
       </w:r>
       <w:r>
         <w:br/>

--- a/pr-preview/pr-635/vignettes/articles/version-crosswalk-1.3-to-1.4.docx
+++ b/pr-preview/pr-635/vignettes/articles/version-crosswalk-1.3-to-1.4.docx
@@ -3049,7 +3049,7 @@
         <w:rPr>
           <w:rStyle w:val="CommentTok"/>
         </w:rPr>
-        <w:t xml:space="preserve">#&gt;     age id    antigen_iso  value</w:t>
+        <w:t xml:space="preserve">#&gt;     age id    antigen_iso    value</w:t>
       </w:r>
       <w:r>
         <w:br/>
@@ -3058,7 +3058,7 @@
         <w:rPr>
           <w:rStyle w:val="CommentTok"/>
         </w:rPr>
-        <w:t xml:space="preserve">#&gt;   &lt;dbl&gt; &lt;chr&gt; &lt;chr&gt;        &lt;dbl&gt;</w:t>
+        <w:t xml:space="preserve">#&gt;   &lt;dbl&gt; &lt;chr&gt; &lt;chr&gt;          &lt;dbl&gt;</w:t>
       </w:r>
       <w:r>
         <w:br/>
@@ -3067,7 +3067,7 @@
         <w:rPr>
           <w:rStyle w:val="CommentTok"/>
         </w:rPr>
-        <w:t xml:space="preserve">#&gt; 1  6.41 1     HlyE_IgA     0.577</w:t>
+        <w:t xml:space="preserve">#&gt; 1  6.64 1     HlyE_IgA       3.06 </w:t>
       </w:r>
       <w:r>
         <w:br/>
@@ -3076,7 +3076,7 @@
         <w:rPr>
           <w:rStyle w:val="CommentTok"/>
         </w:rPr>
-        <w:t xml:space="preserve">#&gt; 2  6.41 1     HlyE_IgG     0.428</w:t>
+        <w:t xml:space="preserve">#&gt; 2  6.64 1     HlyE_IgG    1660.   </w:t>
       </w:r>
       <w:r>
         <w:br/>
@@ -3085,7 +3085,7 @@
         <w:rPr>
           <w:rStyle w:val="CommentTok"/>
         </w:rPr>
-        <w:t xml:space="preserve">#&gt; 3  2.18 2     HlyE_IgA     0.635</w:t>
+        <w:t xml:space="preserve">#&gt; 3 13.7  2     HlyE_IgA       0.554</w:t>
       </w:r>
       <w:r>
         <w:br/>
@@ -3094,7 +3094,7 @@
         <w:rPr>
           <w:rStyle w:val="CommentTok"/>
         </w:rPr>
-        <w:t xml:space="preserve">#&gt; 4  2.18 2     HlyE_IgG     0.538</w:t>
+        <w:t xml:space="preserve">#&gt; 4 13.7  2     HlyE_IgG       0.332</w:t>
       </w:r>
       <w:r>
         <w:br/>
@@ -3103,7 +3103,7 @@
         <w:rPr>
           <w:rStyle w:val="CommentTok"/>
         </w:rPr>
-        <w:t xml:space="preserve">#&gt; 5 16.3  3     HlyE_IgA     2.22 </w:t>
+        <w:t xml:space="preserve">#&gt; 5 18.2  3     HlyE_IgA       2.95 </w:t>
       </w:r>
       <w:r>
         <w:br/>
@@ -3112,7 +3112,7 @@
         <w:rPr>
           <w:rStyle w:val="CommentTok"/>
         </w:rPr>
-        <w:t xml:space="preserve">#&gt; 6 16.3  3     HlyE_IgG    13.8</w:t>
+        <w:t xml:space="preserve">#&gt; 6 18.2  3     HlyE_IgG     203.</w:t>
       </w:r>
       <w:r>
         <w:br/>

--- a/pr-preview/pr-635/vignettes/articles/version-crosswalk-1.3-to-1.4.docx
+++ b/pr-preview/pr-635/vignettes/articles/version-crosswalk-1.3-to-1.4.docx
@@ -3049,7 +3049,7 @@
         <w:rPr>
           <w:rStyle w:val="CommentTok"/>
         </w:rPr>
-        <w:t xml:space="preserve">#&gt;     age id    antigen_iso    value</w:t>
+        <w:t xml:space="preserve">#&gt;     age id    antigen_iso  value</w:t>
       </w:r>
       <w:r>
         <w:br/>
@@ -3058,7 +3058,7 @@
         <w:rPr>
           <w:rStyle w:val="CommentTok"/>
         </w:rPr>
-        <w:t xml:space="preserve">#&gt;   &lt;dbl&gt; &lt;chr&gt; &lt;chr&gt;          &lt;dbl&gt;</w:t>
+        <w:t xml:space="preserve">#&gt;   &lt;dbl&gt; &lt;chr&gt; &lt;chr&gt;        &lt;dbl&gt;</w:t>
       </w:r>
       <w:r>
         <w:br/>
@@ -3067,7 +3067,7 @@
         <w:rPr>
           <w:rStyle w:val="CommentTok"/>
         </w:rPr>
-        <w:t xml:space="preserve">#&gt; 1  6.64 1     HlyE_IgA       3.06 </w:t>
+        <w:t xml:space="preserve">#&gt; 1  6.74 1     HlyE_IgA    13.5  </w:t>
       </w:r>
       <w:r>
         <w:br/>
@@ -3076,7 +3076,7 @@
         <w:rPr>
           <w:rStyle w:val="CommentTok"/>
         </w:rPr>
-        <w:t xml:space="preserve">#&gt; 2  6.64 1     HlyE_IgG    1660.   </w:t>
+        <w:t xml:space="preserve">#&gt; 2  6.74 1     HlyE_IgG     2.00 </w:t>
       </w:r>
       <w:r>
         <w:br/>
@@ -3085,7 +3085,7 @@
         <w:rPr>
           <w:rStyle w:val="CommentTok"/>
         </w:rPr>
-        <w:t xml:space="preserve">#&gt; 3 13.7  2     HlyE_IgA       0.554</w:t>
+        <w:t xml:space="preserve">#&gt; 3  4.76 2     HlyE_IgA    62.5  </w:t>
       </w:r>
       <w:r>
         <w:br/>
@@ -3094,7 +3094,7 @@
         <w:rPr>
           <w:rStyle w:val="CommentTok"/>
         </w:rPr>
-        <w:t xml:space="preserve">#&gt; 4 13.7  2     HlyE_IgG       0.332</w:t>
+        <w:t xml:space="preserve">#&gt; 4  4.76 2     HlyE_IgG    19.2  </w:t>
       </w:r>
       <w:r>
         <w:br/>
@@ -3103,7 +3103,7 @@
         <w:rPr>
           <w:rStyle w:val="CommentTok"/>
         </w:rPr>
-        <w:t xml:space="preserve">#&gt; 5 18.2  3     HlyE_IgA       2.95 </w:t>
+        <w:t xml:space="preserve">#&gt; 5 11.3  3     HlyE_IgA     0.511</w:t>
       </w:r>
       <w:r>
         <w:br/>
@@ -3112,7 +3112,7 @@
         <w:rPr>
           <w:rStyle w:val="CommentTok"/>
         </w:rPr>
-        <w:t xml:space="preserve">#&gt; 6 18.2  3     HlyE_IgG     203.</w:t>
+        <w:t xml:space="preserve">#&gt; 6 11.3  3     HlyE_IgG     8.29</w:t>
       </w:r>
       <w:r>
         <w:br/>

--- a/pr-preview/pr-635/vignettes/articles/version-crosswalk-1.3-to-1.4.docx
+++ b/pr-preview/pr-635/vignettes/articles/version-crosswalk-1.3-to-1.4.docx
@@ -3049,7 +3049,7 @@
         <w:rPr>
           <w:rStyle w:val="CommentTok"/>
         </w:rPr>
-        <w:t xml:space="preserve">#&gt;     age id    antigen_iso  value</w:t>
+        <w:t xml:space="preserve">#&gt;     age id    antigen_iso value</w:t>
       </w:r>
       <w:r>
         <w:br/>
@@ -3058,7 +3058,7 @@
         <w:rPr>
           <w:rStyle w:val="CommentTok"/>
         </w:rPr>
-        <w:t xml:space="preserve">#&gt;   &lt;dbl&gt; &lt;chr&gt; &lt;chr&gt;        &lt;dbl&gt;</w:t>
+        <w:t xml:space="preserve">#&gt;   &lt;dbl&gt; &lt;chr&gt; &lt;chr&gt;       &lt;dbl&gt;</w:t>
       </w:r>
       <w:r>
         <w:br/>
@@ -3067,7 +3067,7 @@
         <w:rPr>
           <w:rStyle w:val="CommentTok"/>
         </w:rPr>
-        <w:t xml:space="preserve">#&gt; 1  6.74 1     HlyE_IgA    13.5  </w:t>
+        <w:t xml:space="preserve">#&gt; 1 11.3  1     HlyE_IgA    1.05 </w:t>
       </w:r>
       <w:r>
         <w:br/>
@@ -3076,7 +3076,7 @@
         <w:rPr>
           <w:rStyle w:val="CommentTok"/>
         </w:rPr>
-        <w:t xml:space="preserve">#&gt; 2  6.74 1     HlyE_IgG     2.00 </w:t>
+        <w:t xml:space="preserve">#&gt; 2 11.3  1     HlyE_IgG    0.710</w:t>
       </w:r>
       <w:r>
         <w:br/>
@@ -3085,7 +3085,7 @@
         <w:rPr>
           <w:rStyle w:val="CommentTok"/>
         </w:rPr>
-        <w:t xml:space="preserve">#&gt; 3  4.76 2     HlyE_IgA    62.5  </w:t>
+        <w:t xml:space="preserve">#&gt; 3  6.86 2     HlyE_IgA    0.309</w:t>
       </w:r>
       <w:r>
         <w:br/>
@@ -3094,7 +3094,7 @@
         <w:rPr>
           <w:rStyle w:val="CommentTok"/>
         </w:rPr>
-        <w:t xml:space="preserve">#&gt; 4  4.76 2     HlyE_IgG    19.2  </w:t>
+        <w:t xml:space="preserve">#&gt; 4  6.86 2     HlyE_IgG    0.677</w:t>
       </w:r>
       <w:r>
         <w:br/>
@@ -3103,7 +3103,7 @@
         <w:rPr>
           <w:rStyle w:val="CommentTok"/>
         </w:rPr>
-        <w:t xml:space="preserve">#&gt; 5 11.3  3     HlyE_IgA     0.511</w:t>
+        <w:t xml:space="preserve">#&gt; 5 19.1  3     HlyE_IgA    0.822</w:t>
       </w:r>
       <w:r>
         <w:br/>
@@ -3112,7 +3112,7 @@
         <w:rPr>
           <w:rStyle w:val="CommentTok"/>
         </w:rPr>
-        <w:t xml:space="preserve">#&gt; 6 11.3  3     HlyE_IgG     8.29</w:t>
+        <w:t xml:space="preserve">#&gt; 6 19.1  3     HlyE_IgG    0.449</w:t>
       </w:r>
       <w:r>
         <w:br/>

--- a/pr-preview/pr-635/vignettes/articles/version-crosswalk-1.3-to-1.4.docx
+++ b/pr-preview/pr-635/vignettes/articles/version-crosswalk-1.3-to-1.4.docx
@@ -3067,7 +3067,7 @@
         <w:rPr>
           <w:rStyle w:val="CommentTok"/>
         </w:rPr>
-        <w:t xml:space="preserve">#&gt; 1 11.3  1     HlyE_IgA    1.05 </w:t>
+        <w:t xml:space="preserve">#&gt; 1  6.47 1     HlyE_IgA    0.535</w:t>
       </w:r>
       <w:r>
         <w:br/>
@@ -3076,7 +3076,7 @@
         <w:rPr>
           <w:rStyle w:val="CommentTok"/>
         </w:rPr>
-        <w:t xml:space="preserve">#&gt; 2 11.3  1     HlyE_IgG    0.710</w:t>
+        <w:t xml:space="preserve">#&gt; 2  6.47 1     HlyE_IgG    0.606</w:t>
       </w:r>
       <w:r>
         <w:br/>
@@ -3085,7 +3085,7 @@
         <w:rPr>
           <w:rStyle w:val="CommentTok"/>
         </w:rPr>
-        <w:t xml:space="preserve">#&gt; 3  6.86 2     HlyE_IgA    0.309</w:t>
+        <w:t xml:space="preserve">#&gt; 3  4.16 2     HlyE_IgA    0.469</w:t>
       </w:r>
       <w:r>
         <w:br/>
@@ -3094,7 +3094,7 @@
         <w:rPr>
           <w:rStyle w:val="CommentTok"/>
         </w:rPr>
-        <w:t xml:space="preserve">#&gt; 4  6.86 2     HlyE_IgG    0.677</w:t>
+        <w:t xml:space="preserve">#&gt; 4  4.16 2     HlyE_IgG    0.671</w:t>
       </w:r>
       <w:r>
         <w:br/>
@@ -3103,7 +3103,7 @@
         <w:rPr>
           <w:rStyle w:val="CommentTok"/>
         </w:rPr>
-        <w:t xml:space="preserve">#&gt; 5 19.1  3     HlyE_IgA    0.822</w:t>
+        <w:t xml:space="preserve">#&gt; 5 16.2  3     HlyE_IgA    0.654</w:t>
       </w:r>
       <w:r>
         <w:br/>
@@ -3112,7 +3112,7 @@
         <w:rPr>
           <w:rStyle w:val="CommentTok"/>
         </w:rPr>
-        <w:t xml:space="preserve">#&gt; 6 19.1  3     HlyE_IgG    0.449</w:t>
+        <w:t xml:space="preserve">#&gt; 6 16.2  3     HlyE_IgG    0.526</w:t>
       </w:r>
       <w:r>
         <w:br/>
